--- a/Design/MeepleWood_General Design.docx
+++ b/Design/MeepleWood_General Design.docx
@@ -14,6 +14,9 @@
         <w:p/>
         <w:p>
           <w:r>
+            <w:rPr>
+              <w:noProof/>
+            </w:rPr>
             <w:drawing>
               <wp:anchor distT="0" distB="0" distL="114300" distR="114300" simplePos="0" relativeHeight="251661312" behindDoc="0" locked="0" layoutInCell="1" allowOverlap="1" wp14:anchorId="12CD43EC" wp14:editId="19F2F60B">
                 <wp:simplePos x="0" y="0"/>
@@ -72,6 +75,9 @@
             </w:drawing>
           </w:r>
           <w:r>
+            <w:rPr>
+              <w:noProof/>
+            </w:rPr>
             <mc:AlternateContent>
               <mc:Choice Requires="wps">
                 <w:drawing>
@@ -2590,13 +2596,11 @@
         <w:pStyle w:val="Kop2"/>
       </w:pPr>
       <w:bookmarkStart w:id="10" w:name="_Toc227693227"/>
-      <w:proofErr w:type="spellStart"/>
       <w:r>
         <w:lastRenderedPageBreak/>
         <w:t>Boardgamegeek</w:t>
       </w:r>
       <w:bookmarkEnd w:id="10"/>
-      <w:proofErr w:type="spellEnd"/>
     </w:p>
     <w:p>
       <w:pPr>
@@ -2604,6 +2608,9 @@
         <w:spacing w:after="0"/>
       </w:pPr>
       <w:r>
+        <w:rPr>
+          <w:noProof/>
+        </w:rPr>
         <w:drawing>
           <wp:inline distT="0" distB="0" distL="0" distR="0" wp14:anchorId="6480A332" wp14:editId="3CA277C9">
             <wp:extent cx="5731510" cy="2733040"/>
@@ -2667,15 +2674,7 @@
       </w:r>
       <w:bookmarkEnd w:id="11"/>
       <w:r>
-        <w:t xml:space="preserve">: </w:t>
-      </w:r>
-      <w:proofErr w:type="spellStart"/>
-      <w:r>
-        <w:t>Homescreen</w:t>
-      </w:r>
-      <w:proofErr w:type="spellEnd"/>
-      <w:r>
-        <w:t xml:space="preserve"> BGG</w:t>
+        <w:t>: Homescreen BGG</w:t>
       </w:r>
     </w:p>
     <w:p>
@@ -2754,6 +2753,9 @@
     </w:p>
     <w:p>
       <w:r>
+        <w:rPr>
+          <w:noProof/>
+        </w:rPr>
         <w:drawing>
           <wp:anchor distT="0" distB="0" distL="114300" distR="114300" simplePos="0" relativeHeight="251662336" behindDoc="0" locked="0" layoutInCell="1" allowOverlap="1" wp14:anchorId="16B67194" wp14:editId="70A7D378">
             <wp:simplePos x="0" y="0"/>
@@ -2816,6 +2818,9 @@
     </w:p>
     <w:p>
       <w:r>
+        <w:rPr>
+          <w:noProof/>
+        </w:rPr>
         <mc:AlternateContent>
           <mc:Choice Requires="wps">
             <w:drawing>
@@ -3015,10 +3020,7 @@
         <w:fldChar w:fldCharType="begin"/>
       </w:r>
       <w:r>
-        <w:instrText xml:space="preserve"> REF _Ref227693382 \h </w:instrText>
-      </w:r>
-      <w:r>
-        <w:instrText xml:space="preserve"> \* MERGEFORMAT </w:instrText>
+        <w:instrText xml:space="preserve"> REF _Ref227693382 \h  \* MERGEFORMAT </w:instrText>
       </w:r>
       <w:r>
         <w:fldChar w:fldCharType="separate"/>
@@ -3063,6 +3065,9 @@
         <w:jc w:val="center"/>
       </w:pPr>
       <w:r>
+        <w:rPr>
+          <w:noProof/>
+        </w:rPr>
         <w:drawing>
           <wp:inline distT="0" distB="0" distL="0" distR="0" wp14:anchorId="2C8F6ECE" wp14:editId="159A9E45">
             <wp:extent cx="4813300" cy="657522"/>
@@ -3172,10 +3177,7 @@
         <w:fldChar w:fldCharType="begin"/>
       </w:r>
       <w:r>
-        <w:instrText xml:space="preserve"> REF _Ref227693415 \h </w:instrText>
-      </w:r>
-      <w:r>
-        <w:instrText xml:space="preserve"> \* MERGEFORMAT </w:instrText>
+        <w:instrText xml:space="preserve"> REF _Ref227693415 \h  \* MERGEFORMAT </w:instrText>
       </w:r>
       <w:r>
         <w:fldChar w:fldCharType="separate"/>
@@ -3186,7 +3188,18 @@
       <w:r>
         <w:fldChar w:fldCharType="end"/>
       </w:r>
-      <w:fldSimple w:instr=" REF _Ref226405875 \h  \* MERGEFORMAT "/>
+      <w:r>
+        <w:fldChar w:fldCharType="begin"/>
+      </w:r>
+      <w:r>
+        <w:instrText xml:space="preserve"> REF _Ref226405875 \h  \* MERGEFORMAT </w:instrText>
+      </w:r>
+      <w:r>
+        <w:fldChar w:fldCharType="separate"/>
+      </w:r>
+      <w:r>
+        <w:fldChar w:fldCharType="end"/>
+      </w:r>
       <w:r>
         <w:t>)</w:t>
       </w:r>
@@ -3225,6 +3238,9 @@
         <w:spacing w:after="0"/>
       </w:pPr>
       <w:r>
+        <w:rPr>
+          <w:noProof/>
+        </w:rPr>
         <w:lastRenderedPageBreak/>
         <w:drawing>
           <wp:inline distT="0" distB="0" distL="0" distR="0" wp14:anchorId="6DF0021E" wp14:editId="2B8E3B80">
@@ -3331,6 +3347,9 @@
         <w:jc w:val="center"/>
       </w:pPr>
       <w:r>
+        <w:rPr>
+          <w:noProof/>
+        </w:rPr>
         <w:drawing>
           <wp:inline distT="0" distB="0" distL="0" distR="0" wp14:anchorId="19075167" wp14:editId="10DBBCC3">
             <wp:extent cx="4447642" cy="1254564"/>
@@ -3442,10 +3461,7 @@
         <w:fldChar w:fldCharType="begin"/>
       </w:r>
       <w:r>
-        <w:instrText xml:space="preserve"> REF _Ref227693328 \h </w:instrText>
-      </w:r>
-      <w:r>
-        <w:instrText xml:space="preserve"> \* MERGEFORMAT </w:instrText>
+        <w:instrText xml:space="preserve"> REF _Ref227693328 \h  \* MERGEFORMAT </w:instrText>
       </w:r>
       <w:r>
         <w:fldChar w:fldCharType="separate"/>
@@ -3479,6 +3495,9 @@
         <w:jc w:val="center"/>
       </w:pPr>
       <w:r>
+        <w:rPr>
+          <w:noProof/>
+        </w:rPr>
         <w:drawing>
           <wp:inline distT="0" distB="0" distL="0" distR="0" wp14:anchorId="217ED31C" wp14:editId="5A1A26D5">
             <wp:extent cx="3386937" cy="2582084"/>
@@ -3619,10 +3638,7 @@
         <w:fldChar w:fldCharType="begin"/>
       </w:r>
       <w:r>
-        <w:instrText xml:space="preserve"> REF _Ref227693456 \h </w:instrText>
-      </w:r>
-      <w:r>
-        <w:instrText xml:space="preserve"> \* MERGEFORMAT </w:instrText>
+        <w:instrText xml:space="preserve"> REF _Ref227693456 \h  \* MERGEFORMAT </w:instrText>
       </w:r>
       <w:r>
         <w:fldChar w:fldCharType="separate"/>
@@ -3637,15 +3653,7 @@
         <w:t>)</w:t>
       </w:r>
       <w:r>
-        <w:t xml:space="preserve">. The </w:t>
-      </w:r>
-      <w:proofErr w:type="spellStart"/>
-      <w:r>
-        <w:t>wishlist</w:t>
-      </w:r>
-      <w:proofErr w:type="spellEnd"/>
-      <w:r>
-        <w:t xml:space="preserve"> view uses a similar structure but includes game images instead of a text-only list and provides less detailed information than the collection view</w:t>
+        <w:t>. The wishlist view uses a similar structure but includes game images instead of a text-only list and provides less detailed information than the collection view</w:t>
       </w:r>
       <w:r>
         <w:t xml:space="preserve"> (</w:t>
@@ -3681,6 +3689,9 @@
         <w:spacing w:after="0"/>
       </w:pPr>
       <w:r>
+        <w:rPr>
+          <w:noProof/>
+        </w:rPr>
         <w:drawing>
           <wp:inline distT="0" distB="0" distL="0" distR="0" wp14:anchorId="0786FA82" wp14:editId="317E24C6">
             <wp:extent cx="5731510" cy="2095500"/>
@@ -3794,6 +3805,9 @@
         <w:spacing w:after="0"/>
       </w:pPr>
       <w:r>
+        <w:rPr>
+          <w:noProof/>
+        </w:rPr>
         <w:drawing>
           <wp:inline distT="0" distB="0" distL="0" distR="0" wp14:anchorId="06342D1B" wp14:editId="7A726189">
             <wp:extent cx="5731510" cy="1695450"/>
@@ -3910,23 +3924,7 @@
     </w:p>
     <w:p>
       <w:r>
-        <w:t xml:space="preserve">From a usability perspective, neither view offers an efficient overview of a user’s collection. The collection view is highly data-dense and primarily text-based, making it difficult to quickly understand the composition of the collection and includes all games in the collection, including the whish-list items and previously owned items. The </w:t>
-      </w:r>
-      <w:proofErr w:type="spellStart"/>
-      <w:r>
-        <w:t>wishlist</w:t>
-      </w:r>
-      <w:proofErr w:type="spellEnd"/>
-      <w:r>
-        <w:t xml:space="preserve"> view improves visual recognition by including images, but still lacks structured filtering or summarisation that would help users identify patterns or categories within their games. As a result, it requires considerable effort for users to determine what types of games are present in a collection or </w:t>
-      </w:r>
-      <w:proofErr w:type="spellStart"/>
-      <w:r>
-        <w:t>wishlist</w:t>
-      </w:r>
-      <w:proofErr w:type="spellEnd"/>
-      <w:r>
-        <w:t>, limiting the effectiveness of these views for quick analysis or exploration.</w:t>
+        <w:t>From a usability perspective, neither view offers an efficient overview of a user’s collection. The collection view is highly data-dense and primarily text-based, making it difficult to quickly understand the composition of the collection and includes all games in the collection, including the whish-list items and previously owned items. The wishlist view improves visual recognition by including images, but still lacks structured filtering or summarisation that would help users identify patterns or categories within their games. As a result, it requires considerable effort for users to determine what types of games are present in a collection or wishlist, limiting the effectiveness of these views for quick analysis or exploration.</w:t>
       </w:r>
     </w:p>
     <w:p>
@@ -4004,6 +4002,9 @@
         <w:jc w:val="center"/>
       </w:pPr>
       <w:r>
+        <w:rPr>
+          <w:noProof/>
+        </w:rPr>
         <w:lastRenderedPageBreak/>
         <w:drawing>
           <wp:inline distT="0" distB="0" distL="0" distR="0" wp14:anchorId="531317E7" wp14:editId="6DA20C25">
@@ -4150,10 +4151,7 @@
         <w:fldChar w:fldCharType="begin"/>
       </w:r>
       <w:r>
-        <w:instrText xml:space="preserve"> REF _Ref227009133 \h </w:instrText>
-      </w:r>
-      <w:r>
-        <w:instrText xml:space="preserve"> \* MERGEFORMAT </w:instrText>
+        <w:instrText xml:space="preserve"> REF _Ref227009133 \h  \* MERGEFORMAT </w:instrText>
       </w:r>
       <w:r>
         <w:fldChar w:fldCharType="separate"/>
@@ -4168,16 +4166,7 @@
         <w:t>)</w:t>
       </w:r>
       <w:r>
-        <w:t xml:space="preserve"> and </w:t>
-      </w:r>
-      <w:r>
-        <w:t>help</w:t>
-      </w:r>
-      <w:r>
-        <w:t>ing</w:t>
-      </w:r>
-      <w:r>
-        <w:t xml:space="preserve"> attendees to prioritise which games to explore or ignore during the event. T</w:t>
+        <w:t xml:space="preserve"> and helping attendees to prioritise which games to explore or ignore during the event. T</w:t>
       </w:r>
       <w:r>
         <w:t>he list is not exhaustive, as inclusion depends entirely on whether a publisher or designer chooses to add a game</w:t>
@@ -4196,6 +4185,9 @@
         <w:jc w:val="center"/>
       </w:pPr>
       <w:r>
+        <w:rPr>
+          <w:noProof/>
+        </w:rPr>
         <w:drawing>
           <wp:inline distT="0" distB="0" distL="0" distR="0" wp14:anchorId="1BE59198" wp14:editId="435B0874">
             <wp:extent cx="4104168" cy="3374822"/>
@@ -4325,8 +4317,11 @@
     </w:p>
     <w:p>
       <w:r>
+        <w:rPr>
+          <w:noProof/>
+        </w:rPr>
         <w:drawing>
-          <wp:anchor distT="0" distB="0" distL="114300" distR="114300" simplePos="0" relativeHeight="251670528" behindDoc="0" locked="0" layoutInCell="1" allowOverlap="1" wp14:anchorId="019DA20C" wp14:editId="6942C2F8">
+          <wp:anchor distT="0" distB="0" distL="114300" distR="114300" simplePos="0" relativeHeight="251670528" behindDoc="0" locked="0" layoutInCell="1" allowOverlap="1" wp14:anchorId="019DA20C" wp14:editId="7658DC96">
             <wp:simplePos x="0" y="0"/>
             <wp:positionH relativeFrom="margin">
               <wp:align>left</wp:align>
@@ -4430,6 +4425,9 @@
     </w:p>
     <w:p>
       <w:r>
+        <w:rPr>
+          <w:noProof/>
+        </w:rPr>
         <mc:AlternateContent>
           <mc:Choice Requires="wps">
             <w:drawing>
@@ -4522,23 +4520,7 @@
                                 <w:sz w:val="16"/>
                                 <w:szCs w:val="16"/>
                               </w:rPr>
-                              <w:t>: Spiel-</w:t>
-                            </w:r>
-                            <w:proofErr w:type="spellStart"/>
-                            <w:r>
-                              <w:rPr>
-                                <w:sz w:val="16"/>
-                                <w:szCs w:val="16"/>
-                              </w:rPr>
-                              <w:t>previewlist</w:t>
-                            </w:r>
-                            <w:proofErr w:type="spellEnd"/>
-                            <w:r>
-                              <w:rPr>
-                                <w:sz w:val="16"/>
-                                <w:szCs w:val="16"/>
-                              </w:rPr>
-                              <w:t xml:space="preserve"> filter options</w:t>
+                              <w:t>: Spiel-previewlist filter options</w:t>
                             </w:r>
                           </w:p>
                         </w:txbxContent>
@@ -4618,23 +4600,7 @@
                           <w:sz w:val="16"/>
                           <w:szCs w:val="16"/>
                         </w:rPr>
-                        <w:t>: Spiel-</w:t>
-                      </w:r>
-                      <w:proofErr w:type="spellStart"/>
-                      <w:r>
-                        <w:rPr>
-                          <w:sz w:val="16"/>
-                          <w:szCs w:val="16"/>
-                        </w:rPr>
-                        <w:t>previewlist</w:t>
-                      </w:r>
-                      <w:proofErr w:type="spellEnd"/>
-                      <w:r>
-                        <w:rPr>
-                          <w:sz w:val="16"/>
-                          <w:szCs w:val="16"/>
-                        </w:rPr>
-                        <w:t xml:space="preserve"> filter options</w:t>
+                        <w:t>: Spiel-previewlist filter options</w:t>
                       </w:r>
                     </w:p>
                   </w:txbxContent>
@@ -5071,28 +5037,64 @@
       <w:bookmarkEnd w:id="27"/>
     </w:p>
     <w:p>
-      <w:pPr>
-        <w:pStyle w:val="Lijstalinea"/>
-        <w:numPr>
-          <w:ilvl w:val="0"/>
-          <w:numId w:val="14"/>
-        </w:numPr>
-      </w:pPr>
-      <w:r>
-        <w:t>UC-Diagram and overall description</w:t>
+      <w:r>
+        <w:t>First quick version:</w:t>
       </w:r>
     </w:p>
     <w:p>
       <w:pPr>
+        <w:jc w:val="center"/>
+      </w:pPr>
+      <w:r>
+        <w:drawing>
+          <wp:inline distT="0" distB="0" distL="0" distR="0" wp14:anchorId="44970D44" wp14:editId="1B2DFDF3">
+            <wp:extent cx="3212276" cy="3164230"/>
+            <wp:effectExtent l="0" t="0" r="7620" b="0"/>
+            <wp:docPr id="973606555" name="Afbeelding 1"/>
+            <wp:cNvGraphicFramePr>
+              <a:graphicFrameLocks xmlns:a="http://schemas.openxmlformats.org/drawingml/2006/main" noChangeAspect="1"/>
+            </wp:cNvGraphicFramePr>
+            <a:graphic xmlns:a="http://schemas.openxmlformats.org/drawingml/2006/main">
+              <a:graphicData uri="http://schemas.openxmlformats.org/drawingml/2006/picture">
+                <pic:pic xmlns:pic="http://schemas.openxmlformats.org/drawingml/2006/picture">
+                  <pic:nvPicPr>
+                    <pic:cNvPr id="973606555" name=""/>
+                    <pic:cNvPicPr/>
+                  </pic:nvPicPr>
+                  <pic:blipFill>
+                    <a:blip r:embed="rId30"/>
+                    <a:stretch>
+                      <a:fillRect/>
+                    </a:stretch>
+                  </pic:blipFill>
+                  <pic:spPr>
+                    <a:xfrm>
+                      <a:off x="0" y="0"/>
+                      <a:ext cx="3232470" cy="3184122"/>
+                    </a:xfrm>
+                    <a:prstGeom prst="rect">
+                      <a:avLst/>
+                    </a:prstGeom>
+                  </pic:spPr>
+                </pic:pic>
+              </a:graphicData>
+            </a:graphic>
+          </wp:inline>
+        </w:drawing>
+      </w:r>
+    </w:p>
+    <w:p>
+      <w:pPr>
         <w:pStyle w:val="Kop2"/>
       </w:pPr>
       <w:bookmarkStart w:id="28" w:name="_Toc227693234"/>
-      <w:proofErr w:type="spellStart"/>
-      <w:r>
-        <w:t>UC.x</w:t>
+      <w:r>
+        <w:t>UC</w:t>
       </w:r>
       <w:bookmarkEnd w:id="28"/>
-      <w:proofErr w:type="spellEnd"/>
+      <w:r>
+        <w:t>_Data01</w:t>
+      </w:r>
     </w:p>
     <w:tbl>
       <w:tblPr>
@@ -5118,7 +5120,7 @@
       </w:tblGrid>
       <w:tr>
         <w:trPr>
-          <w:trHeight w:val="570"/>
+          <w:trHeight w:val="335"/>
         </w:trPr>
         <w:tc>
           <w:tcPr>
@@ -5130,6 +5132,7 @@
               <w:right w:val="single" w:sz="6" w:space="0" w:color="000000"/>
             </w:tcBorders>
             <w:shd w:val="clear" w:color="auto" w:fill="E7E7E7"/>
+            <w:vAlign w:val="center"/>
             <w:hideMark/>
           </w:tcPr>
           <w:p>
@@ -5177,6 +5180,7 @@
               <w:right w:val="single" w:sz="6" w:space="0" w:color="000000"/>
             </w:tcBorders>
             <w:shd w:val="clear" w:color="auto" w:fill="E7E7E7"/>
+            <w:vAlign w:val="center"/>
             <w:hideMark/>
           </w:tcPr>
           <w:p>
@@ -5197,96 +5201,30 @@
                 <w:color w:val="000000"/>
                 <w:lang w:eastAsia="nl-NL"/>
               </w:rPr>
-              <w:t>&lt;</w:t>
-            </w:r>
-            <w:proofErr w:type="spellStart"/>
+              <w:t>UC_Data01</w:t>
+            </w:r>
             <w:r>
               <w:rPr>
                 <w:rFonts w:ascii="Avenir Next LT Pro" w:eastAsia="Times New Roman" w:hAnsi="Avenir Next LT Pro"/>
                 <w:color w:val="000000"/>
                 <w:lang w:eastAsia="nl-NL"/>
               </w:rPr>
-              <w:t>Unieke</w:t>
-            </w:r>
-            <w:proofErr w:type="spellEnd"/>
+              <w:t xml:space="preserve">: </w:t>
+            </w:r>
             <w:r>
               <w:rPr>
                 <w:rFonts w:ascii="Avenir Next LT Pro" w:eastAsia="Times New Roman" w:hAnsi="Avenir Next LT Pro"/>
                 <w:color w:val="000000"/>
                 <w:lang w:eastAsia="nl-NL"/>
               </w:rPr>
-              <w:t xml:space="preserve"> code&gt;: &lt;</w:t>
-            </w:r>
-            <w:proofErr w:type="spellStart"/>
-            <w:r>
-              <w:rPr>
-                <w:rFonts w:ascii="Avenir Next LT Pro" w:eastAsia="Times New Roman" w:hAnsi="Avenir Next LT Pro"/>
-                <w:color w:val="000000"/>
-                <w:lang w:eastAsia="nl-NL"/>
-              </w:rPr>
-              <w:t>Unieke</w:t>
-            </w:r>
-            <w:proofErr w:type="spellEnd"/>
-            <w:r>
-              <w:rPr>
-                <w:rFonts w:ascii="Avenir Next LT Pro" w:eastAsia="Times New Roman" w:hAnsi="Avenir Next LT Pro"/>
-                <w:color w:val="000000"/>
-                <w:lang w:eastAsia="nl-NL"/>
-              </w:rPr>
-              <w:t xml:space="preserve">, </w:t>
-            </w:r>
-            <w:proofErr w:type="spellStart"/>
-            <w:r>
-              <w:rPr>
-                <w:rFonts w:ascii="Avenir Next LT Pro" w:eastAsia="Times New Roman" w:hAnsi="Avenir Next LT Pro"/>
-                <w:color w:val="000000"/>
-                <w:lang w:eastAsia="nl-NL"/>
-              </w:rPr>
-              <w:t>beschrijvende</w:t>
-            </w:r>
-            <w:proofErr w:type="spellEnd"/>
-            <w:r>
-              <w:rPr>
-                <w:rFonts w:ascii="Avenir Next LT Pro" w:eastAsia="Times New Roman" w:hAnsi="Avenir Next LT Pro"/>
-                <w:color w:val="000000"/>
-                <w:lang w:eastAsia="nl-NL"/>
-              </w:rPr>
-              <w:t xml:space="preserve"> naam </w:t>
-            </w:r>
-            <w:proofErr w:type="spellStart"/>
-            <w:r>
-              <w:rPr>
-                <w:rFonts w:ascii="Avenir Next LT Pro" w:eastAsia="Times New Roman" w:hAnsi="Avenir Next LT Pro"/>
-                <w:color w:val="000000"/>
-                <w:lang w:eastAsia="nl-NL"/>
-              </w:rPr>
-              <w:t>voor</w:t>
-            </w:r>
-            <w:proofErr w:type="spellEnd"/>
-            <w:r>
-              <w:rPr>
-                <w:rFonts w:ascii="Avenir Next LT Pro" w:eastAsia="Times New Roman" w:hAnsi="Avenir Next LT Pro"/>
-                <w:color w:val="000000"/>
-                <w:lang w:eastAsia="nl-NL"/>
-              </w:rPr>
-              <w:t xml:space="preserve"> de use-case&gt;</w:t>
-            </w:r>
-            <w:r>
-              <w:rPr>
-                <w:rFonts w:ascii="Arial" w:eastAsia="Times New Roman" w:hAnsi="Arial" w:cs="Arial"/>
-                <w:b/>
-                <w:bCs/>
-                <w:color w:val="000000"/>
-                <w:lang w:eastAsia="nl-NL"/>
-              </w:rPr>
-              <w:t>​</w:t>
+              <w:t>Upload Data</w:t>
             </w:r>
           </w:p>
         </w:tc>
       </w:tr>
       <w:tr>
         <w:trPr>
-          <w:trHeight w:val="570"/>
+          <w:trHeight w:val="382"/>
         </w:trPr>
         <w:tc>
           <w:tcPr>
@@ -5298,6 +5236,7 @@
               <w:right w:val="single" w:sz="6" w:space="0" w:color="000000"/>
             </w:tcBorders>
             <w:shd w:val="clear" w:color="auto" w:fill="CBCBCB"/>
+            <w:vAlign w:val="center"/>
             <w:hideMark/>
           </w:tcPr>
           <w:p>
@@ -5310,7 +5249,6 @@
                 <w:lang w:eastAsia="nl-NL"/>
               </w:rPr>
             </w:pPr>
-            <w:proofErr w:type="spellStart"/>
             <w:r>
               <w:rPr>
                 <w:rFonts w:ascii="Avenir Next LT Pro" w:eastAsia="Times New Roman" w:hAnsi="Avenir Next LT Pro"/>
@@ -5319,9 +5257,8 @@
                 <w:color w:val="000000"/>
                 <w:lang w:eastAsia="nl-NL"/>
               </w:rPr>
-              <w:t>Beschrijving</w:t>
-            </w:r>
-            <w:proofErr w:type="spellEnd"/>
+              <w:t>Description</w:t>
+            </w:r>
             <w:r>
               <w:rPr>
                 <w:rFonts w:ascii="Arial" w:eastAsia="Times New Roman" w:hAnsi="Arial" w:cs="Arial"/>
@@ -5343,6 +5280,7 @@
               <w:right w:val="single" w:sz="6" w:space="0" w:color="000000"/>
             </w:tcBorders>
             <w:shd w:val="clear" w:color="auto" w:fill="CBCBCB"/>
+            <w:vAlign w:val="center"/>
             <w:hideMark/>
           </w:tcPr>
           <w:p>
@@ -5350,105 +5288,25 @@
               <w:spacing w:before="100" w:beforeAutospacing="1" w:after="100" w:afterAutospacing="1" w:line="240" w:lineRule="auto"/>
               <w:textAlignment w:val="baseline"/>
               <w:rPr>
-                <w:rFonts w:ascii="Times New Roman" w:eastAsia="Times New Roman" w:hAnsi="Times New Roman"/>
-                <w:color w:val="000000"/>
-                <w:lang w:eastAsia="nl-NL"/>
-              </w:rPr>
-            </w:pPr>
-            <w:r>
-              <w:rPr>
                 <w:rFonts w:ascii="Avenir Next LT Pro" w:eastAsia="Times New Roman" w:hAnsi="Avenir Next LT Pro"/>
                 <w:color w:val="000000"/>
                 <w:lang w:eastAsia="nl-NL"/>
               </w:rPr>
-              <w:t>&lt;Korte </w:t>
-            </w:r>
-            <w:proofErr w:type="spellStart"/>
+            </w:pPr>
             <w:r>
               <w:rPr>
                 <w:rFonts w:ascii="Avenir Next LT Pro" w:eastAsia="Times New Roman" w:hAnsi="Avenir Next LT Pro"/>
                 <w:color w:val="000000"/>
                 <w:lang w:eastAsia="nl-NL"/>
               </w:rPr>
-              <w:t>beschrijving</w:t>
-            </w:r>
-            <w:proofErr w:type="spellEnd"/>
-            <w:r>
-              <w:rPr>
-                <w:rFonts w:ascii="Avenir Next LT Pro" w:eastAsia="Times New Roman" w:hAnsi="Avenir Next LT Pro"/>
-                <w:color w:val="000000"/>
-                <w:lang w:eastAsia="nl-NL"/>
-              </w:rPr>
-              <w:t> (max 5 </w:t>
-            </w:r>
-            <w:proofErr w:type="spellStart"/>
-            <w:r>
-              <w:rPr>
-                <w:rFonts w:ascii="Avenir Next LT Pro" w:eastAsia="Times New Roman" w:hAnsi="Avenir Next LT Pro"/>
-                <w:color w:val="000000"/>
-                <w:lang w:eastAsia="nl-NL"/>
-              </w:rPr>
-              <w:t>zinnen</w:t>
-            </w:r>
-            <w:proofErr w:type="spellEnd"/>
-            <w:r>
-              <w:rPr>
-                <w:rFonts w:ascii="Avenir Next LT Pro" w:eastAsia="Times New Roman" w:hAnsi="Avenir Next LT Pro"/>
-                <w:color w:val="000000"/>
-                <w:lang w:eastAsia="nl-NL"/>
-              </w:rPr>
-              <w:t>) die </w:t>
-            </w:r>
-            <w:proofErr w:type="spellStart"/>
-            <w:r>
-              <w:rPr>
-                <w:rFonts w:ascii="Avenir Next LT Pro" w:eastAsia="Times New Roman" w:hAnsi="Avenir Next LT Pro"/>
-                <w:color w:val="000000"/>
-                <w:lang w:eastAsia="nl-NL"/>
-              </w:rPr>
-              <w:t>uitlegt</w:t>
-            </w:r>
-            <w:proofErr w:type="spellEnd"/>
-            <w:r>
-              <w:rPr>
-                <w:rFonts w:ascii="Avenir Next LT Pro" w:eastAsia="Times New Roman" w:hAnsi="Avenir Next LT Pro"/>
-                <w:color w:val="000000"/>
-                <w:lang w:eastAsia="nl-NL"/>
-              </w:rPr>
-              <w:t> wat de UC </w:t>
-            </w:r>
-            <w:proofErr w:type="spellStart"/>
-            <w:r>
-              <w:rPr>
-                <w:rFonts w:ascii="Avenir Next LT Pro" w:eastAsia="Times New Roman" w:hAnsi="Avenir Next LT Pro"/>
-                <w:color w:val="000000"/>
-                <w:lang w:eastAsia="nl-NL"/>
-              </w:rPr>
-              <w:t>doet</w:t>
-            </w:r>
-            <w:proofErr w:type="spellEnd"/>
-            <w:r>
-              <w:rPr>
-                <w:rFonts w:ascii="Avenir Next LT Pro" w:eastAsia="Times New Roman" w:hAnsi="Avenir Next LT Pro"/>
-                <w:color w:val="000000"/>
-                <w:lang w:eastAsia="nl-NL"/>
-              </w:rPr>
-              <w:t>&gt;</w:t>
-            </w:r>
-            <w:r>
-              <w:rPr>
-                <w:rFonts w:ascii="Arial" w:eastAsia="Times New Roman" w:hAnsi="Arial" w:cs="Arial"/>
-                <w:color w:val="000000"/>
-                <w:lang w:eastAsia="nl-NL"/>
-              </w:rPr>
-              <w:t>​</w:t>
+              <w:t>Upload new data to the collection</w:t>
             </w:r>
           </w:p>
         </w:tc>
       </w:tr>
       <w:tr>
         <w:trPr>
-          <w:trHeight w:val="570"/>
+          <w:trHeight w:val="374"/>
         </w:trPr>
         <w:tc>
           <w:tcPr>
@@ -5460,6 +5318,7 @@
               <w:right w:val="single" w:sz="6" w:space="0" w:color="000000"/>
             </w:tcBorders>
             <w:shd w:val="clear" w:color="auto" w:fill="E7E7E7"/>
+            <w:vAlign w:val="center"/>
             <w:hideMark/>
           </w:tcPr>
           <w:p>
@@ -5480,9 +5339,8 @@
                 <w:color w:val="000000"/>
                 <w:lang w:eastAsia="nl-NL"/>
               </w:rPr>
-              <w:t>Actor(</w:t>
-            </w:r>
-            <w:proofErr w:type="spellStart"/>
+              <w:t>Actor</w:t>
+            </w:r>
             <w:r>
               <w:rPr>
                 <w:rFonts w:ascii="Avenir Next LT Pro" w:eastAsia="Times New Roman" w:hAnsi="Avenir Next LT Pro"/>
@@ -5491,18 +5349,7 @@
                 <w:color w:val="000000"/>
                 <w:lang w:eastAsia="nl-NL"/>
               </w:rPr>
-              <w:t>en</w:t>
-            </w:r>
-            <w:proofErr w:type="spellEnd"/>
-            <w:r>
-              <w:rPr>
-                <w:rFonts w:ascii="Avenir Next LT Pro" w:eastAsia="Times New Roman" w:hAnsi="Avenir Next LT Pro"/>
-                <w:b/>
-                <w:bCs/>
-                <w:color w:val="000000"/>
-                <w:lang w:eastAsia="nl-NL"/>
-              </w:rPr>
-              <w:t>)</w:t>
+              <w:t>s</w:t>
             </w:r>
             <w:r>
               <w:rPr>
@@ -5525,6 +5372,7 @@
               <w:right w:val="single" w:sz="6" w:space="0" w:color="000000"/>
             </w:tcBorders>
             <w:shd w:val="clear" w:color="auto" w:fill="E7E7E7"/>
+            <w:vAlign w:val="center"/>
             <w:hideMark/>
           </w:tcPr>
           <w:p>
@@ -5543,94 +5391,14 @@
                 <w:color w:val="000000"/>
                 <w:lang w:eastAsia="nl-NL"/>
               </w:rPr>
-              <w:t>&lt;Welke Actor/</w:t>
-            </w:r>
-            <w:proofErr w:type="spellStart"/>
-            <w:r>
-              <w:rPr>
-                <w:rFonts w:ascii="Avenir Next LT Pro" w:eastAsia="Times New Roman" w:hAnsi="Avenir Next LT Pro"/>
-                <w:color w:val="000000"/>
-                <w:lang w:eastAsia="nl-NL"/>
-              </w:rPr>
-              <w:t>Actoren</w:t>
-            </w:r>
-            <w:proofErr w:type="spellEnd"/>
-            <w:r>
-              <w:rPr>
-                <w:rFonts w:ascii="Avenir Next LT Pro" w:eastAsia="Times New Roman" w:hAnsi="Avenir Next LT Pro"/>
-                <w:color w:val="000000"/>
-                <w:lang w:eastAsia="nl-NL"/>
-              </w:rPr>
-              <w:t xml:space="preserve"> </w:t>
-            </w:r>
-            <w:proofErr w:type="spellStart"/>
-            <w:r>
-              <w:rPr>
-                <w:rFonts w:ascii="Avenir Next LT Pro" w:eastAsia="Times New Roman" w:hAnsi="Avenir Next LT Pro"/>
-                <w:color w:val="000000"/>
-                <w:lang w:eastAsia="nl-NL"/>
-              </w:rPr>
-              <w:t>voeren</w:t>
-            </w:r>
-            <w:proofErr w:type="spellEnd"/>
-            <w:r>
-              <w:rPr>
-                <w:rFonts w:ascii="Avenir Next LT Pro" w:eastAsia="Times New Roman" w:hAnsi="Avenir Next LT Pro"/>
-                <w:color w:val="000000"/>
-                <w:lang w:eastAsia="nl-NL"/>
-              </w:rPr>
-              <w:t xml:space="preserve"> </w:t>
-            </w:r>
-            <w:proofErr w:type="spellStart"/>
-            <w:r>
-              <w:rPr>
-                <w:rFonts w:ascii="Avenir Next LT Pro" w:eastAsia="Times New Roman" w:hAnsi="Avenir Next LT Pro"/>
-                <w:color w:val="000000"/>
-                <w:lang w:eastAsia="nl-NL"/>
-              </w:rPr>
-              <w:t>deze</w:t>
-            </w:r>
-            <w:proofErr w:type="spellEnd"/>
-            <w:r>
-              <w:rPr>
-                <w:rFonts w:ascii="Avenir Next LT Pro" w:eastAsia="Times New Roman" w:hAnsi="Avenir Next LT Pro"/>
-                <w:color w:val="000000"/>
-                <w:lang w:eastAsia="nl-NL"/>
-              </w:rPr>
-              <w:t xml:space="preserve"> use-case </w:t>
-            </w:r>
-            <w:proofErr w:type="spellStart"/>
-            <w:r>
-              <w:rPr>
-                <w:rFonts w:ascii="Avenir Next LT Pro" w:eastAsia="Times New Roman" w:hAnsi="Avenir Next LT Pro"/>
-                <w:color w:val="000000"/>
-                <w:lang w:eastAsia="nl-NL"/>
-              </w:rPr>
-              <w:t>uit</w:t>
-            </w:r>
-            <w:proofErr w:type="spellEnd"/>
-            <w:r>
-              <w:rPr>
-                <w:rFonts w:ascii="Avenir Next LT Pro" w:eastAsia="Times New Roman" w:hAnsi="Avenir Next LT Pro"/>
-                <w:color w:val="000000"/>
-                <w:lang w:eastAsia="nl-NL"/>
-              </w:rPr>
-              <w:t>?&gt;</w:t>
-            </w:r>
-            <w:r>
-              <w:rPr>
-                <w:rFonts w:ascii="Arial" w:eastAsia="Times New Roman" w:hAnsi="Arial" w:cs="Arial"/>
-                <w:color w:val="000000"/>
-                <w:lang w:eastAsia="nl-NL"/>
-              </w:rPr>
-              <w:t>​</w:t>
+              <w:t>Datamanager</w:t>
             </w:r>
           </w:p>
         </w:tc>
       </w:tr>
       <w:tr>
         <w:trPr>
-          <w:trHeight w:val="570"/>
+          <w:trHeight w:val="381"/>
         </w:trPr>
         <w:tc>
           <w:tcPr>
@@ -5642,6 +5410,7 @@
               <w:right w:val="single" w:sz="6" w:space="0" w:color="000000"/>
             </w:tcBorders>
             <w:shd w:val="clear" w:color="auto" w:fill="CBCBCB"/>
+            <w:vAlign w:val="center"/>
             <w:hideMark/>
           </w:tcPr>
           <w:p>
@@ -5662,7 +5431,7 @@
                 <w:color w:val="000000"/>
                 <w:lang w:eastAsia="nl-NL"/>
               </w:rPr>
-              <w:t>Trigger(s)</w:t>
+              <w:t>Trigger</w:t>
             </w:r>
             <w:r>
               <w:rPr>
@@ -5685,6 +5454,7 @@
               <w:right w:val="single" w:sz="6" w:space="0" w:color="000000"/>
             </w:tcBorders>
             <w:shd w:val="clear" w:color="auto" w:fill="CBCBCB"/>
+            <w:vAlign w:val="center"/>
             <w:hideMark/>
           </w:tcPr>
           <w:p>
@@ -5703,165 +5473,14 @@
                 <w:color w:val="000000"/>
                 <w:lang w:eastAsia="nl-NL"/>
               </w:rPr>
-              <w:t>&lt;</w:t>
-            </w:r>
-            <w:proofErr w:type="spellStart"/>
-            <w:r>
-              <w:rPr>
-                <w:rFonts w:ascii="Avenir Next LT Pro" w:eastAsia="Times New Roman" w:hAnsi="Avenir Next LT Pro"/>
-                <w:color w:val="000000"/>
-                <w:lang w:eastAsia="nl-NL"/>
-              </w:rPr>
-              <w:t>Situatie</w:t>
-            </w:r>
-            <w:proofErr w:type="spellEnd"/>
-            <w:r>
-              <w:rPr>
-                <w:rFonts w:ascii="Avenir Next LT Pro" w:eastAsia="Times New Roman" w:hAnsi="Avenir Next LT Pro"/>
-                <w:color w:val="000000"/>
-                <w:lang w:eastAsia="nl-NL"/>
-              </w:rPr>
-              <w:t xml:space="preserve">(s) </w:t>
-            </w:r>
-            <w:proofErr w:type="spellStart"/>
-            <w:r>
-              <w:rPr>
-                <w:rFonts w:ascii="Avenir Next LT Pro" w:eastAsia="Times New Roman" w:hAnsi="Avenir Next LT Pro"/>
-                <w:color w:val="000000"/>
-                <w:lang w:eastAsia="nl-NL"/>
-              </w:rPr>
-              <w:t>waaronder</w:t>
-            </w:r>
-            <w:proofErr w:type="spellEnd"/>
-            <w:r>
-              <w:rPr>
-                <w:rFonts w:ascii="Avenir Next LT Pro" w:eastAsia="Times New Roman" w:hAnsi="Avenir Next LT Pro"/>
-                <w:color w:val="000000"/>
-                <w:lang w:eastAsia="nl-NL"/>
-              </w:rPr>
-              <w:t xml:space="preserve"> de use-case </w:t>
-            </w:r>
-            <w:proofErr w:type="spellStart"/>
-            <w:r>
-              <w:rPr>
-                <w:rFonts w:ascii="Avenir Next LT Pro" w:eastAsia="Times New Roman" w:hAnsi="Avenir Next LT Pro"/>
-                <w:color w:val="000000"/>
-                <w:lang w:eastAsia="nl-NL"/>
-              </w:rPr>
-              <w:t>wordt</w:t>
-            </w:r>
-            <w:proofErr w:type="spellEnd"/>
-            <w:r>
-              <w:rPr>
-                <w:rFonts w:ascii="Avenir Next LT Pro" w:eastAsia="Times New Roman" w:hAnsi="Avenir Next LT Pro"/>
-                <w:color w:val="000000"/>
-                <w:lang w:eastAsia="nl-NL"/>
-              </w:rPr>
-              <w:t xml:space="preserve"> </w:t>
-            </w:r>
-            <w:proofErr w:type="spellStart"/>
-            <w:r>
-              <w:rPr>
-                <w:rFonts w:ascii="Avenir Next LT Pro" w:eastAsia="Times New Roman" w:hAnsi="Avenir Next LT Pro"/>
-                <w:color w:val="000000"/>
-                <w:lang w:eastAsia="nl-NL"/>
-              </w:rPr>
-              <w:t>gestart</w:t>
-            </w:r>
-            <w:proofErr w:type="spellEnd"/>
-            <w:r>
-              <w:rPr>
-                <w:rFonts w:ascii="Avenir Next LT Pro" w:eastAsia="Times New Roman" w:hAnsi="Avenir Next LT Pro"/>
-                <w:color w:val="000000"/>
-                <w:lang w:eastAsia="nl-NL"/>
-              </w:rPr>
-              <w:t xml:space="preserve">, </w:t>
-            </w:r>
-            <w:proofErr w:type="spellStart"/>
-            <w:r>
-              <w:rPr>
-                <w:rFonts w:ascii="Avenir Next LT Pro" w:eastAsia="Times New Roman" w:hAnsi="Avenir Next LT Pro"/>
-                <w:color w:val="000000"/>
-                <w:lang w:eastAsia="nl-NL"/>
-              </w:rPr>
-              <w:t>meestal</w:t>
-            </w:r>
-            <w:proofErr w:type="spellEnd"/>
-            <w:r>
-              <w:rPr>
-                <w:rFonts w:ascii="Avenir Next LT Pro" w:eastAsia="Times New Roman" w:hAnsi="Avenir Next LT Pro"/>
-                <w:color w:val="000000"/>
-                <w:lang w:eastAsia="nl-NL"/>
-              </w:rPr>
-              <w:t xml:space="preserve"> </w:t>
-            </w:r>
-            <w:proofErr w:type="spellStart"/>
-            <w:r>
-              <w:rPr>
-                <w:rFonts w:ascii="Avenir Next LT Pro" w:eastAsia="Times New Roman" w:hAnsi="Avenir Next LT Pro"/>
-                <w:color w:val="000000"/>
-                <w:lang w:eastAsia="nl-NL"/>
-              </w:rPr>
-              <w:t>gelijk</w:t>
-            </w:r>
-            <w:proofErr w:type="spellEnd"/>
-            <w:r>
-              <w:rPr>
-                <w:rFonts w:ascii="Avenir Next LT Pro" w:eastAsia="Times New Roman" w:hAnsi="Avenir Next LT Pro"/>
-                <w:color w:val="000000"/>
-                <w:lang w:eastAsia="nl-NL"/>
-              </w:rPr>
-              <w:t xml:space="preserve"> de 1</w:t>
-            </w:r>
-            <w:r>
-              <w:rPr>
-                <w:rFonts w:ascii="Avenir Next LT Pro" w:eastAsia="Times New Roman" w:hAnsi="Avenir Next LT Pro"/>
-                <w:color w:val="000000"/>
-                <w:vertAlign w:val="superscript"/>
-                <w:lang w:eastAsia="nl-NL"/>
-              </w:rPr>
-              <w:t>e</w:t>
-            </w:r>
-            <w:r>
-              <w:rPr>
-                <w:rFonts w:ascii="Avenir Next LT Pro" w:eastAsia="Times New Roman" w:hAnsi="Avenir Next LT Pro"/>
-                <w:color w:val="000000"/>
-                <w:lang w:eastAsia="nl-NL"/>
-              </w:rPr>
-              <w:t> </w:t>
-            </w:r>
-            <w:proofErr w:type="spellStart"/>
-            <w:r>
-              <w:rPr>
-                <w:rFonts w:ascii="Avenir Next LT Pro" w:eastAsia="Times New Roman" w:hAnsi="Avenir Next LT Pro"/>
-                <w:color w:val="000000"/>
-                <w:lang w:eastAsia="nl-NL"/>
-              </w:rPr>
-              <w:t>stap</w:t>
-            </w:r>
-            <w:proofErr w:type="spellEnd"/>
-            <w:r>
-              <w:rPr>
-                <w:rFonts w:ascii="Avenir Next LT Pro" w:eastAsia="Times New Roman" w:hAnsi="Avenir Next LT Pro"/>
-                <w:color w:val="000000"/>
-                <w:lang w:eastAsia="nl-NL"/>
-              </w:rPr>
-              <w:t>&gt;</w:t>
-            </w:r>
-            <w:r>
-              <w:rPr>
-                <w:rFonts w:ascii="Arial" w:eastAsia="Times New Roman" w:hAnsi="Arial" w:cs="Arial"/>
-                <w:color w:val="000000"/>
-                <w:lang w:eastAsia="nl-NL"/>
-              </w:rPr>
-              <w:t>​</w:t>
+              <w:t>New data available to add</w:t>
             </w:r>
           </w:p>
         </w:tc>
       </w:tr>
       <w:tr>
         <w:trPr>
-          <w:trHeight w:val="915"/>
+          <w:trHeight w:val="387"/>
         </w:trPr>
         <w:tc>
           <w:tcPr>
@@ -5873,6 +5492,7 @@
               <w:right w:val="single" w:sz="6" w:space="0" w:color="000000"/>
             </w:tcBorders>
             <w:shd w:val="clear" w:color="auto" w:fill="E7E7E7"/>
+            <w:vAlign w:val="center"/>
             <w:hideMark/>
           </w:tcPr>
           <w:p>
@@ -5916,6 +5536,7 @@
               <w:right w:val="single" w:sz="6" w:space="0" w:color="000000"/>
             </w:tcBorders>
             <w:shd w:val="clear" w:color="auto" w:fill="E7E7E7"/>
+            <w:vAlign w:val="center"/>
             <w:hideMark/>
           </w:tcPr>
           <w:p>
@@ -5934,166 +5555,14 @@
                 <w:color w:val="000000"/>
                 <w:lang w:eastAsia="nl-NL"/>
               </w:rPr>
-              <w:t>&lt;</w:t>
-            </w:r>
-            <w:proofErr w:type="spellStart"/>
-            <w:r>
-              <w:rPr>
-                <w:rFonts w:ascii="Avenir Next LT Pro" w:eastAsia="Times New Roman" w:hAnsi="Avenir Next LT Pro"/>
-                <w:color w:val="000000"/>
-                <w:lang w:eastAsia="nl-NL"/>
-              </w:rPr>
-              <w:t>Optioneel</w:t>
-            </w:r>
-            <w:proofErr w:type="spellEnd"/>
-            <w:r>
-              <w:rPr>
-                <w:rFonts w:ascii="Avenir Next LT Pro" w:eastAsia="Times New Roman" w:hAnsi="Avenir Next LT Pro"/>
-                <w:color w:val="000000"/>
-                <w:lang w:eastAsia="nl-NL"/>
-              </w:rPr>
-              <w:t xml:space="preserve">; Alle </w:t>
-            </w:r>
-            <w:proofErr w:type="spellStart"/>
-            <w:r>
-              <w:rPr>
-                <w:rFonts w:ascii="Avenir Next LT Pro" w:eastAsia="Times New Roman" w:hAnsi="Avenir Next LT Pro"/>
-                <w:color w:val="000000"/>
-                <w:lang w:eastAsia="nl-NL"/>
-              </w:rPr>
-              <w:t>voorwaarden</w:t>
-            </w:r>
-            <w:proofErr w:type="spellEnd"/>
-            <w:r>
-              <w:rPr>
-                <w:rFonts w:ascii="Avenir Next LT Pro" w:eastAsia="Times New Roman" w:hAnsi="Avenir Next LT Pro"/>
-                <w:color w:val="000000"/>
-                <w:lang w:eastAsia="nl-NL"/>
-              </w:rPr>
-              <w:t xml:space="preserve">, die </w:t>
-            </w:r>
-            <w:proofErr w:type="spellStart"/>
-            <w:r>
-              <w:rPr>
-                <w:rFonts w:ascii="Avenir Next LT Pro" w:eastAsia="Times New Roman" w:hAnsi="Avenir Next LT Pro"/>
-                <w:color w:val="000000"/>
-                <w:lang w:eastAsia="nl-NL"/>
-              </w:rPr>
-              <w:t>noodzakelijk</w:t>
-            </w:r>
-            <w:proofErr w:type="spellEnd"/>
-            <w:r>
-              <w:rPr>
-                <w:rFonts w:ascii="Avenir Next LT Pro" w:eastAsia="Times New Roman" w:hAnsi="Avenir Next LT Pro"/>
-                <w:color w:val="000000"/>
-                <w:lang w:eastAsia="nl-NL"/>
-              </w:rPr>
-              <w:t xml:space="preserve"> </w:t>
-            </w:r>
-            <w:proofErr w:type="spellStart"/>
-            <w:r>
-              <w:rPr>
-                <w:rFonts w:ascii="Avenir Next LT Pro" w:eastAsia="Times New Roman" w:hAnsi="Avenir Next LT Pro"/>
-                <w:color w:val="000000"/>
-                <w:lang w:eastAsia="nl-NL"/>
-              </w:rPr>
-              <w:t>waar</w:t>
-            </w:r>
-            <w:proofErr w:type="spellEnd"/>
-            <w:r>
-              <w:rPr>
-                <w:rFonts w:ascii="Avenir Next LT Pro" w:eastAsia="Times New Roman" w:hAnsi="Avenir Next LT Pro"/>
-                <w:color w:val="000000"/>
-                <w:lang w:eastAsia="nl-NL"/>
-              </w:rPr>
-              <w:t xml:space="preserve"> </w:t>
-            </w:r>
-            <w:proofErr w:type="spellStart"/>
-            <w:r>
-              <w:rPr>
-                <w:rFonts w:ascii="Avenir Next LT Pro" w:eastAsia="Times New Roman" w:hAnsi="Avenir Next LT Pro"/>
-                <w:color w:val="000000"/>
-                <w:lang w:eastAsia="nl-NL"/>
-              </w:rPr>
-              <w:t>zijn</w:t>
-            </w:r>
-            <w:proofErr w:type="spellEnd"/>
-            <w:r>
-              <w:rPr>
-                <w:rFonts w:ascii="Avenir Next LT Pro" w:eastAsia="Times New Roman" w:hAnsi="Avenir Next LT Pro"/>
-                <w:color w:val="000000"/>
-                <w:lang w:eastAsia="nl-NL"/>
-              </w:rPr>
-              <w:t xml:space="preserve"> </w:t>
-            </w:r>
-            <w:proofErr w:type="spellStart"/>
-            <w:r>
-              <w:rPr>
-                <w:rFonts w:ascii="Avenir Next LT Pro" w:eastAsia="Times New Roman" w:hAnsi="Avenir Next LT Pro"/>
-                <w:color w:val="000000"/>
-                <w:lang w:eastAsia="nl-NL"/>
-              </w:rPr>
-              <w:t>voordat</w:t>
-            </w:r>
-            <w:proofErr w:type="spellEnd"/>
-            <w:r>
-              <w:rPr>
-                <w:rFonts w:ascii="Avenir Next LT Pro" w:eastAsia="Times New Roman" w:hAnsi="Avenir Next LT Pro"/>
-                <w:color w:val="000000"/>
-                <w:lang w:eastAsia="nl-NL"/>
-              </w:rPr>
-              <w:t xml:space="preserve"> de use-case </w:t>
-            </w:r>
-            <w:proofErr w:type="spellStart"/>
-            <w:r>
-              <w:rPr>
-                <w:rFonts w:ascii="Avenir Next LT Pro" w:eastAsia="Times New Roman" w:hAnsi="Avenir Next LT Pro"/>
-                <w:color w:val="000000"/>
-                <w:lang w:eastAsia="nl-NL"/>
-              </w:rPr>
-              <w:t>wordt</w:t>
-            </w:r>
-            <w:proofErr w:type="spellEnd"/>
-            <w:r>
-              <w:rPr>
-                <w:rFonts w:ascii="Avenir Next LT Pro" w:eastAsia="Times New Roman" w:hAnsi="Avenir Next LT Pro"/>
-                <w:color w:val="000000"/>
-                <w:lang w:eastAsia="nl-NL"/>
-              </w:rPr>
-              <w:t xml:space="preserve"> </w:t>
-            </w:r>
-            <w:proofErr w:type="spellStart"/>
-            <w:r>
-              <w:rPr>
-                <w:rFonts w:ascii="Avenir Next LT Pro" w:eastAsia="Times New Roman" w:hAnsi="Avenir Next LT Pro"/>
-                <w:color w:val="000000"/>
-                <w:lang w:eastAsia="nl-NL"/>
-              </w:rPr>
-              <w:t>gestart</w:t>
-            </w:r>
-            <w:proofErr w:type="spellEnd"/>
-            <w:r>
-              <w:rPr>
-                <w:rFonts w:ascii="Avenir Next LT Pro" w:eastAsia="Times New Roman" w:hAnsi="Avenir Next LT Pro"/>
-                <w:color w:val="000000"/>
-                <w:lang w:eastAsia="nl-NL"/>
-              </w:rPr>
-              <w:t>&gt;</w:t>
-            </w:r>
-            <w:r>
-              <w:rPr>
-                <w:rFonts w:ascii="Arial" w:eastAsia="Times New Roman" w:hAnsi="Arial" w:cs="Arial"/>
-                <w:color w:val="000000"/>
-                <w:lang w:eastAsia="nl-NL"/>
-              </w:rPr>
-              <w:t>​</w:t>
+              <w:t>Rights as datamanager</w:t>
             </w:r>
           </w:p>
         </w:tc>
       </w:tr>
       <w:tr>
         <w:trPr>
-          <w:trHeight w:val="630"/>
+          <w:trHeight w:val="378"/>
         </w:trPr>
         <w:tc>
           <w:tcPr>
@@ -6105,6 +5574,7 @@
               <w:right w:val="single" w:sz="6" w:space="0" w:color="000000"/>
             </w:tcBorders>
             <w:shd w:val="clear" w:color="auto" w:fill="CBCBCB"/>
+            <w:vAlign w:val="center"/>
             <w:hideMark/>
           </w:tcPr>
           <w:p>
@@ -6148,6 +5618,7 @@
               <w:right w:val="single" w:sz="6" w:space="0" w:color="000000"/>
             </w:tcBorders>
             <w:shd w:val="clear" w:color="auto" w:fill="CBCBCB"/>
+            <w:vAlign w:val="center"/>
             <w:hideMark/>
           </w:tcPr>
           <w:p>
@@ -6166,87 +5637,7 @@
                 <w:color w:val="000000"/>
                 <w:lang w:eastAsia="nl-NL"/>
               </w:rPr>
-              <w:t xml:space="preserve">&lt;Wat is het </w:t>
-            </w:r>
-            <w:proofErr w:type="spellStart"/>
-            <w:r>
-              <w:rPr>
-                <w:rFonts w:ascii="Avenir Next LT Pro" w:eastAsia="Times New Roman" w:hAnsi="Avenir Next LT Pro"/>
-                <w:color w:val="000000"/>
-                <w:lang w:eastAsia="nl-NL"/>
-              </w:rPr>
-              <w:t>resultaat</w:t>
-            </w:r>
-            <w:proofErr w:type="spellEnd"/>
-            <w:r>
-              <w:rPr>
-                <w:rFonts w:ascii="Avenir Next LT Pro" w:eastAsia="Times New Roman" w:hAnsi="Avenir Next LT Pro"/>
-                <w:color w:val="000000"/>
-                <w:lang w:eastAsia="nl-NL"/>
-              </w:rPr>
-              <w:t xml:space="preserve"> van </w:t>
-            </w:r>
-            <w:proofErr w:type="spellStart"/>
-            <w:r>
-              <w:rPr>
-                <w:rFonts w:ascii="Avenir Next LT Pro" w:eastAsia="Times New Roman" w:hAnsi="Avenir Next LT Pro"/>
-                <w:color w:val="000000"/>
-                <w:lang w:eastAsia="nl-NL"/>
-              </w:rPr>
-              <w:t>een</w:t>
-            </w:r>
-            <w:proofErr w:type="spellEnd"/>
-            <w:r>
-              <w:rPr>
-                <w:rFonts w:ascii="Avenir Next LT Pro" w:eastAsia="Times New Roman" w:hAnsi="Avenir Next LT Pro"/>
-                <w:color w:val="000000"/>
-                <w:lang w:eastAsia="nl-NL"/>
-              </w:rPr>
-              <w:t xml:space="preserve"> </w:t>
-            </w:r>
-            <w:proofErr w:type="spellStart"/>
-            <w:r>
-              <w:rPr>
-                <w:rFonts w:ascii="Avenir Next LT Pro" w:eastAsia="Times New Roman" w:hAnsi="Avenir Next LT Pro"/>
-                <w:color w:val="000000"/>
-                <w:lang w:eastAsia="nl-NL"/>
-              </w:rPr>
-              <w:t>succesvol</w:t>
-            </w:r>
-            <w:proofErr w:type="spellEnd"/>
-            <w:r>
-              <w:rPr>
-                <w:rFonts w:ascii="Avenir Next LT Pro" w:eastAsia="Times New Roman" w:hAnsi="Avenir Next LT Pro"/>
-                <w:color w:val="000000"/>
-                <w:lang w:eastAsia="nl-NL"/>
-              </w:rPr>
-              <w:t xml:space="preserve"> </w:t>
-            </w:r>
-            <w:proofErr w:type="spellStart"/>
-            <w:r>
-              <w:rPr>
-                <w:rFonts w:ascii="Avenir Next LT Pro" w:eastAsia="Times New Roman" w:hAnsi="Avenir Next LT Pro"/>
-                <w:color w:val="000000"/>
-                <w:lang w:eastAsia="nl-NL"/>
-              </w:rPr>
-              <w:t>verloop</w:t>
-            </w:r>
-            <w:proofErr w:type="spellEnd"/>
-            <w:r>
-              <w:rPr>
-                <w:rFonts w:ascii="Avenir Next LT Pro" w:eastAsia="Times New Roman" w:hAnsi="Avenir Next LT Pro"/>
-                <w:color w:val="000000"/>
-                <w:lang w:eastAsia="nl-NL"/>
-              </w:rPr>
-              <w:t xml:space="preserve"> van de use case&gt;</w:t>
-            </w:r>
-            <w:r>
-              <w:rPr>
-                <w:rFonts w:ascii="Arial" w:eastAsia="Times New Roman" w:hAnsi="Arial" w:cs="Arial"/>
-                <w:color w:val="000000"/>
-                <w:lang w:eastAsia="nl-NL"/>
-              </w:rPr>
-              <w:t>​</w:t>
+              <w:t>Data added to the collection and visible in the collection overview.</w:t>
             </w:r>
           </w:p>
         </w:tc>
@@ -6327,222 +5718,24 @@
                 <w:color w:val="000000"/>
                 <w:lang w:eastAsia="nl-NL"/>
               </w:rPr>
-              <w:t>&lt;</w:t>
-            </w:r>
-            <w:proofErr w:type="spellStart"/>
+              <w:t>&lt;stappen die uitgevoerd (kunnen) worden tijdens de use-case. </w:t>
+            </w:r>
+            <w:r>
+              <w:rPr>
+                <w:rFonts w:ascii="Arial" w:eastAsia="Times New Roman" w:hAnsi="Arial" w:cs="Arial"/>
+                <w:color w:val="000000"/>
+                <w:lang w:eastAsia="nl-NL"/>
+              </w:rPr>
+              <w:t>​</w:t>
+            </w:r>
             <w:r>
               <w:rPr>
                 <w:rFonts w:ascii="Avenir Next LT Pro" w:eastAsia="Times New Roman" w:hAnsi="Avenir Next LT Pro"/>
                 <w:color w:val="000000"/>
                 <w:lang w:eastAsia="nl-NL"/>
               </w:rPr>
-              <w:t>stappen</w:t>
-            </w:r>
-            <w:proofErr w:type="spellEnd"/>
-            <w:r>
-              <w:rPr>
-                <w:rFonts w:ascii="Avenir Next LT Pro" w:eastAsia="Times New Roman" w:hAnsi="Avenir Next LT Pro"/>
-                <w:color w:val="000000"/>
-                <w:lang w:eastAsia="nl-NL"/>
-              </w:rPr>
-              <w:t xml:space="preserve"> die </w:t>
-            </w:r>
-            <w:proofErr w:type="spellStart"/>
-            <w:r>
-              <w:rPr>
-                <w:rFonts w:ascii="Avenir Next LT Pro" w:eastAsia="Times New Roman" w:hAnsi="Avenir Next LT Pro"/>
-                <w:color w:val="000000"/>
-                <w:lang w:eastAsia="nl-NL"/>
-              </w:rPr>
-              <w:t>uitgevoerd</w:t>
-            </w:r>
-            <w:proofErr w:type="spellEnd"/>
-            <w:r>
-              <w:rPr>
-                <w:rFonts w:ascii="Avenir Next LT Pro" w:eastAsia="Times New Roman" w:hAnsi="Avenir Next LT Pro"/>
-                <w:color w:val="000000"/>
-                <w:lang w:eastAsia="nl-NL"/>
-              </w:rPr>
-              <w:t xml:space="preserve"> (</w:t>
-            </w:r>
-            <w:proofErr w:type="spellStart"/>
-            <w:r>
-              <w:rPr>
-                <w:rFonts w:ascii="Avenir Next LT Pro" w:eastAsia="Times New Roman" w:hAnsi="Avenir Next LT Pro"/>
-                <w:color w:val="000000"/>
-                <w:lang w:eastAsia="nl-NL"/>
-              </w:rPr>
-              <w:t>kunnen</w:t>
-            </w:r>
-            <w:proofErr w:type="spellEnd"/>
-            <w:r>
-              <w:rPr>
-                <w:rFonts w:ascii="Avenir Next LT Pro" w:eastAsia="Times New Roman" w:hAnsi="Avenir Next LT Pro"/>
-                <w:color w:val="000000"/>
-                <w:lang w:eastAsia="nl-NL"/>
-              </w:rPr>
-              <w:t xml:space="preserve">) </w:t>
-            </w:r>
-            <w:proofErr w:type="spellStart"/>
-            <w:r>
-              <w:rPr>
-                <w:rFonts w:ascii="Avenir Next LT Pro" w:eastAsia="Times New Roman" w:hAnsi="Avenir Next LT Pro"/>
-                <w:color w:val="000000"/>
-                <w:lang w:eastAsia="nl-NL"/>
-              </w:rPr>
-              <w:t>worden</w:t>
-            </w:r>
-            <w:proofErr w:type="spellEnd"/>
-            <w:r>
-              <w:rPr>
-                <w:rFonts w:ascii="Avenir Next LT Pro" w:eastAsia="Times New Roman" w:hAnsi="Avenir Next LT Pro"/>
-                <w:color w:val="000000"/>
-                <w:lang w:eastAsia="nl-NL"/>
-              </w:rPr>
-              <w:t xml:space="preserve"> </w:t>
-            </w:r>
-            <w:proofErr w:type="spellStart"/>
-            <w:r>
-              <w:rPr>
-                <w:rFonts w:ascii="Avenir Next LT Pro" w:eastAsia="Times New Roman" w:hAnsi="Avenir Next LT Pro"/>
-                <w:color w:val="000000"/>
-                <w:lang w:eastAsia="nl-NL"/>
-              </w:rPr>
-              <w:t>tijdens</w:t>
-            </w:r>
-            <w:proofErr w:type="spellEnd"/>
-            <w:r>
-              <w:rPr>
-                <w:rFonts w:ascii="Avenir Next LT Pro" w:eastAsia="Times New Roman" w:hAnsi="Avenir Next LT Pro"/>
-                <w:color w:val="000000"/>
-                <w:lang w:eastAsia="nl-NL"/>
-              </w:rPr>
-              <w:t xml:space="preserve"> de use-case. </w:t>
-            </w:r>
-            <w:r>
-              <w:rPr>
-                <w:rFonts w:ascii="Arial" w:eastAsia="Times New Roman" w:hAnsi="Arial" w:cs="Arial"/>
-                <w:color w:val="000000"/>
-                <w:lang w:eastAsia="nl-NL"/>
-              </w:rPr>
-              <w:t>​</w:t>
-            </w:r>
-            <w:r>
-              <w:rPr>
-                <w:rFonts w:ascii="Avenir Next LT Pro" w:eastAsia="Times New Roman" w:hAnsi="Avenir Next LT Pro"/>
-                <w:color w:val="000000"/>
-                <w:lang w:eastAsia="nl-NL"/>
-              </w:rPr>
               <w:br/>
-              <w:t xml:space="preserve">Links = </w:t>
-            </w:r>
-            <w:proofErr w:type="spellStart"/>
-            <w:r>
-              <w:rPr>
-                <w:rFonts w:ascii="Avenir Next LT Pro" w:eastAsia="Times New Roman" w:hAnsi="Avenir Next LT Pro"/>
-                <w:color w:val="000000"/>
-                <w:lang w:eastAsia="nl-NL"/>
-              </w:rPr>
-              <w:t>acties</w:t>
-            </w:r>
-            <w:proofErr w:type="spellEnd"/>
-            <w:r>
-              <w:rPr>
-                <w:rFonts w:ascii="Avenir Next LT Pro" w:eastAsia="Times New Roman" w:hAnsi="Avenir Next LT Pro"/>
-                <w:color w:val="000000"/>
-                <w:lang w:eastAsia="nl-NL"/>
-              </w:rPr>
-              <w:t xml:space="preserve"> </w:t>
-            </w:r>
-            <w:proofErr w:type="spellStart"/>
-            <w:r>
-              <w:rPr>
-                <w:rFonts w:ascii="Avenir Next LT Pro" w:eastAsia="Times New Roman" w:hAnsi="Avenir Next LT Pro"/>
-                <w:color w:val="000000"/>
-                <w:lang w:eastAsia="nl-NL"/>
-              </w:rPr>
-              <w:t>vanuit</w:t>
-            </w:r>
-            <w:proofErr w:type="spellEnd"/>
-            <w:r>
-              <w:rPr>
-                <w:rFonts w:ascii="Avenir Next LT Pro" w:eastAsia="Times New Roman" w:hAnsi="Avenir Next LT Pro"/>
-                <w:color w:val="000000"/>
-                <w:lang w:eastAsia="nl-NL"/>
-              </w:rPr>
-              <w:t xml:space="preserve"> de actor; </w:t>
-            </w:r>
-            <w:proofErr w:type="spellStart"/>
-            <w:r>
-              <w:rPr>
-                <w:rFonts w:ascii="Avenir Next LT Pro" w:eastAsia="Times New Roman" w:hAnsi="Avenir Next LT Pro"/>
-                <w:color w:val="000000"/>
-                <w:lang w:eastAsia="nl-NL"/>
-              </w:rPr>
-              <w:t>rechts</w:t>
-            </w:r>
-            <w:proofErr w:type="spellEnd"/>
-            <w:r>
-              <w:rPr>
-                <w:rFonts w:ascii="Avenir Next LT Pro" w:eastAsia="Times New Roman" w:hAnsi="Avenir Next LT Pro"/>
-                <w:color w:val="000000"/>
-                <w:lang w:eastAsia="nl-NL"/>
-              </w:rPr>
-              <w:t xml:space="preserve"> = </w:t>
-            </w:r>
-            <w:proofErr w:type="spellStart"/>
-            <w:r>
-              <w:rPr>
-                <w:rFonts w:ascii="Avenir Next LT Pro" w:eastAsia="Times New Roman" w:hAnsi="Avenir Next LT Pro"/>
-                <w:color w:val="000000"/>
-                <w:lang w:eastAsia="nl-NL"/>
-              </w:rPr>
-              <w:t>acties</w:t>
-            </w:r>
-            <w:proofErr w:type="spellEnd"/>
-            <w:r>
-              <w:rPr>
-                <w:rFonts w:ascii="Avenir Next LT Pro" w:eastAsia="Times New Roman" w:hAnsi="Avenir Next LT Pro"/>
-                <w:color w:val="000000"/>
-                <w:lang w:eastAsia="nl-NL"/>
-              </w:rPr>
-              <w:t xml:space="preserve"> </w:t>
-            </w:r>
-            <w:proofErr w:type="spellStart"/>
-            <w:r>
-              <w:rPr>
-                <w:rFonts w:ascii="Avenir Next LT Pro" w:eastAsia="Times New Roman" w:hAnsi="Avenir Next LT Pro"/>
-                <w:color w:val="000000"/>
-                <w:lang w:eastAsia="nl-NL"/>
-              </w:rPr>
-              <w:t>vanuit</w:t>
-            </w:r>
-            <w:proofErr w:type="spellEnd"/>
-            <w:r>
-              <w:rPr>
-                <w:rFonts w:ascii="Avenir Next LT Pro" w:eastAsia="Times New Roman" w:hAnsi="Avenir Next LT Pro"/>
-                <w:color w:val="000000"/>
-                <w:lang w:eastAsia="nl-NL"/>
-              </w:rPr>
-              <w:t xml:space="preserve"> het </w:t>
-            </w:r>
-            <w:proofErr w:type="spellStart"/>
-            <w:r>
-              <w:rPr>
-                <w:rFonts w:ascii="Avenir Next LT Pro" w:eastAsia="Times New Roman" w:hAnsi="Avenir Next LT Pro"/>
-                <w:color w:val="000000"/>
-                <w:lang w:eastAsia="nl-NL"/>
-              </w:rPr>
-              <w:t>systeem</w:t>
-            </w:r>
-            <w:proofErr w:type="spellEnd"/>
-            <w:r>
-              <w:rPr>
-                <w:rFonts w:ascii="Avenir Next LT Pro" w:eastAsia="Times New Roman" w:hAnsi="Avenir Next LT Pro"/>
-                <w:color w:val="000000"/>
-                <w:lang w:eastAsia="nl-NL"/>
-              </w:rPr>
-              <w:t>&gt;</w:t>
+              <w:t>Links = acties vanuit de actor; rechts = acties vanuit het systeem&gt;</w:t>
             </w:r>
             <w:r>
               <w:rPr>
@@ -6847,133 +6040,7 @@
                 <w:color w:val="000000"/>
                 <w:lang w:eastAsia="nl-NL"/>
               </w:rPr>
-              <w:t>&lt;</w:t>
-            </w:r>
-            <w:proofErr w:type="spellStart"/>
-            <w:r>
-              <w:rPr>
-                <w:rFonts w:ascii="Avenir Next LT Pro" w:eastAsia="Times New Roman" w:hAnsi="Avenir Next LT Pro"/>
-                <w:color w:val="000000"/>
-                <w:lang w:eastAsia="nl-NL"/>
-              </w:rPr>
-              <w:t>volgorde</w:t>
-            </w:r>
-            <w:proofErr w:type="spellEnd"/>
-            <w:r>
-              <w:rPr>
-                <w:rFonts w:ascii="Avenir Next LT Pro" w:eastAsia="Times New Roman" w:hAnsi="Avenir Next LT Pro"/>
-                <w:color w:val="000000"/>
-                <w:lang w:eastAsia="nl-NL"/>
-              </w:rPr>
-              <w:t xml:space="preserve"> van </w:t>
-            </w:r>
-            <w:proofErr w:type="spellStart"/>
-            <w:r>
-              <w:rPr>
-                <w:rFonts w:ascii="Avenir Next LT Pro" w:eastAsia="Times New Roman" w:hAnsi="Avenir Next LT Pro"/>
-                <w:color w:val="000000"/>
-                <w:lang w:eastAsia="nl-NL"/>
-              </w:rPr>
-              <w:t>stappen</w:t>
-            </w:r>
-            <w:proofErr w:type="spellEnd"/>
-            <w:r>
-              <w:rPr>
-                <w:rFonts w:ascii="Avenir Next LT Pro" w:eastAsia="Times New Roman" w:hAnsi="Avenir Next LT Pro"/>
-                <w:color w:val="000000"/>
-                <w:lang w:eastAsia="nl-NL"/>
-              </w:rPr>
-              <w:t xml:space="preserve"> </w:t>
-            </w:r>
-            <w:proofErr w:type="spellStart"/>
-            <w:r>
-              <w:rPr>
-                <w:rFonts w:ascii="Avenir Next LT Pro" w:eastAsia="Times New Roman" w:hAnsi="Avenir Next LT Pro"/>
-                <w:color w:val="000000"/>
-                <w:lang w:eastAsia="nl-NL"/>
-              </w:rPr>
-              <w:t>voor</w:t>
-            </w:r>
-            <w:proofErr w:type="spellEnd"/>
-            <w:r>
-              <w:rPr>
-                <w:rFonts w:ascii="Avenir Next LT Pro" w:eastAsia="Times New Roman" w:hAnsi="Avenir Next LT Pro"/>
-                <w:color w:val="000000"/>
-                <w:lang w:eastAsia="nl-NL"/>
-              </w:rPr>
-              <w:t xml:space="preserve"> het </w:t>
-            </w:r>
-            <w:proofErr w:type="spellStart"/>
-            <w:r>
-              <w:rPr>
-                <w:rFonts w:ascii="Avenir Next LT Pro" w:eastAsia="Times New Roman" w:hAnsi="Avenir Next LT Pro"/>
-                <w:color w:val="000000"/>
-                <w:lang w:eastAsia="nl-NL"/>
-              </w:rPr>
-              <w:t>belangrijkste</w:t>
-            </w:r>
-            <w:proofErr w:type="spellEnd"/>
-            <w:r>
-              <w:rPr>
-                <w:rFonts w:ascii="Avenir Next LT Pro" w:eastAsia="Times New Roman" w:hAnsi="Avenir Next LT Pro"/>
-                <w:color w:val="000000"/>
-                <w:lang w:eastAsia="nl-NL"/>
-              </w:rPr>
-              <w:t xml:space="preserve"> (</w:t>
-            </w:r>
-            <w:proofErr w:type="spellStart"/>
-            <w:r>
-              <w:rPr>
-                <w:rFonts w:ascii="Avenir Next LT Pro" w:eastAsia="Times New Roman" w:hAnsi="Avenir Next LT Pro"/>
-                <w:color w:val="000000"/>
-                <w:lang w:eastAsia="nl-NL"/>
-              </w:rPr>
-              <w:t>meest</w:t>
-            </w:r>
-            <w:proofErr w:type="spellEnd"/>
-            <w:r>
-              <w:rPr>
-                <w:rFonts w:ascii="Avenir Next LT Pro" w:eastAsia="Times New Roman" w:hAnsi="Avenir Next LT Pro"/>
-                <w:color w:val="000000"/>
-                <w:lang w:eastAsia="nl-NL"/>
-              </w:rPr>
-              <w:t xml:space="preserve"> </w:t>
-            </w:r>
-            <w:proofErr w:type="spellStart"/>
-            <w:r>
-              <w:rPr>
-                <w:rFonts w:ascii="Avenir Next LT Pro" w:eastAsia="Times New Roman" w:hAnsi="Avenir Next LT Pro"/>
-                <w:color w:val="000000"/>
-                <w:lang w:eastAsia="nl-NL"/>
-              </w:rPr>
-              <w:t>voorkomende</w:t>
-            </w:r>
-            <w:proofErr w:type="spellEnd"/>
-            <w:r>
-              <w:rPr>
-                <w:rFonts w:ascii="Avenir Next LT Pro" w:eastAsia="Times New Roman" w:hAnsi="Avenir Next LT Pro"/>
-                <w:color w:val="000000"/>
-                <w:lang w:eastAsia="nl-NL"/>
-              </w:rPr>
-              <w:t>) </w:t>
-            </w:r>
-            <w:proofErr w:type="spellStart"/>
-            <w:r>
-              <w:rPr>
-                <w:rFonts w:ascii="Avenir Next LT Pro" w:eastAsia="Times New Roman" w:hAnsi="Avenir Next LT Pro"/>
-                <w:color w:val="000000"/>
-                <w:lang w:eastAsia="nl-NL"/>
-              </w:rPr>
-              <w:t>succesvolle</w:t>
-            </w:r>
-            <w:proofErr w:type="spellEnd"/>
-            <w:r>
-              <w:rPr>
-                <w:rFonts w:ascii="Avenir Next LT Pro" w:eastAsia="Times New Roman" w:hAnsi="Avenir Next LT Pro"/>
-                <w:color w:val="000000"/>
-                <w:lang w:eastAsia="nl-NL"/>
-              </w:rPr>
-              <w:t xml:space="preserve"> scenario&gt;</w:t>
+              <w:t>&lt;volgorde van stappen voor het belangrijkste (meest voorkomende) succesvolle scenario&gt;</w:t>
             </w:r>
             <w:r>
               <w:rPr>
@@ -7020,6 +6087,7 @@
                 <w:color w:val="000000"/>
                 <w:lang w:eastAsia="nl-NL"/>
               </w:rPr>
+              <w:lastRenderedPageBreak/>
               <w:t>Alternative Scenario’s</w:t>
             </w:r>
             <w:r>
@@ -7061,241 +6129,7 @@
                 <w:color w:val="000000"/>
                 <w:lang w:eastAsia="nl-NL"/>
               </w:rPr>
-              <w:t>&lt;</w:t>
-            </w:r>
-            <w:proofErr w:type="spellStart"/>
-            <w:r>
-              <w:rPr>
-                <w:rFonts w:ascii="Avenir Next LT Pro" w:eastAsia="Times New Roman" w:hAnsi="Avenir Next LT Pro"/>
-                <w:color w:val="000000"/>
-                <w:lang w:eastAsia="nl-NL"/>
-              </w:rPr>
-              <w:t>volgorde</w:t>
-            </w:r>
-            <w:proofErr w:type="spellEnd"/>
-            <w:r>
-              <w:rPr>
-                <w:rFonts w:ascii="Avenir Next LT Pro" w:eastAsia="Times New Roman" w:hAnsi="Avenir Next LT Pro"/>
-                <w:color w:val="000000"/>
-                <w:lang w:eastAsia="nl-NL"/>
-              </w:rPr>
-              <w:t xml:space="preserve"> van </w:t>
-            </w:r>
-            <w:proofErr w:type="spellStart"/>
-            <w:r>
-              <w:rPr>
-                <w:rFonts w:ascii="Avenir Next LT Pro" w:eastAsia="Times New Roman" w:hAnsi="Avenir Next LT Pro"/>
-                <w:color w:val="000000"/>
-                <w:lang w:eastAsia="nl-NL"/>
-              </w:rPr>
-              <w:t>stappen</w:t>
-            </w:r>
-            <w:proofErr w:type="spellEnd"/>
-            <w:r>
-              <w:rPr>
-                <w:rFonts w:ascii="Avenir Next LT Pro" w:eastAsia="Times New Roman" w:hAnsi="Avenir Next LT Pro"/>
-                <w:color w:val="000000"/>
-                <w:lang w:eastAsia="nl-NL"/>
-              </w:rPr>
-              <w:t xml:space="preserve"> </w:t>
-            </w:r>
-            <w:proofErr w:type="spellStart"/>
-            <w:r>
-              <w:rPr>
-                <w:rFonts w:ascii="Avenir Next LT Pro" w:eastAsia="Times New Roman" w:hAnsi="Avenir Next LT Pro"/>
-                <w:color w:val="000000"/>
-                <w:lang w:eastAsia="nl-NL"/>
-              </w:rPr>
-              <w:t>voor</w:t>
-            </w:r>
-            <w:proofErr w:type="spellEnd"/>
-            <w:r>
-              <w:rPr>
-                <w:rFonts w:ascii="Avenir Next LT Pro" w:eastAsia="Times New Roman" w:hAnsi="Avenir Next LT Pro"/>
-                <w:color w:val="000000"/>
-                <w:lang w:eastAsia="nl-NL"/>
-              </w:rPr>
-              <w:t xml:space="preserve"> alle </w:t>
-            </w:r>
-            <w:proofErr w:type="spellStart"/>
-            <w:r>
-              <w:rPr>
-                <w:rFonts w:ascii="Avenir Next LT Pro" w:eastAsia="Times New Roman" w:hAnsi="Avenir Next LT Pro"/>
-                <w:color w:val="000000"/>
-                <w:lang w:eastAsia="nl-NL"/>
-              </w:rPr>
-              <w:t>overige</w:t>
-            </w:r>
-            <w:proofErr w:type="spellEnd"/>
-            <w:r>
-              <w:rPr>
-                <w:rFonts w:ascii="Avenir Next LT Pro" w:eastAsia="Times New Roman" w:hAnsi="Avenir Next LT Pro"/>
-                <w:color w:val="000000"/>
-                <w:lang w:eastAsia="nl-NL"/>
-              </w:rPr>
-              <w:t xml:space="preserve"> scenario's ; </w:t>
-            </w:r>
-            <w:proofErr w:type="spellStart"/>
-            <w:r>
-              <w:rPr>
-                <w:rFonts w:ascii="Avenir Next LT Pro" w:eastAsia="Times New Roman" w:hAnsi="Avenir Next LT Pro"/>
-                <w:color w:val="000000"/>
-                <w:lang w:eastAsia="nl-NL"/>
-              </w:rPr>
-              <w:t>geef</w:t>
-            </w:r>
-            <w:proofErr w:type="spellEnd"/>
-            <w:r>
-              <w:rPr>
-                <w:rFonts w:ascii="Avenir Next LT Pro" w:eastAsia="Times New Roman" w:hAnsi="Avenir Next LT Pro"/>
-                <w:color w:val="000000"/>
-                <w:lang w:eastAsia="nl-NL"/>
-              </w:rPr>
-              <w:t xml:space="preserve"> </w:t>
-            </w:r>
-            <w:proofErr w:type="spellStart"/>
-            <w:r>
-              <w:rPr>
-                <w:rFonts w:ascii="Avenir Next LT Pro" w:eastAsia="Times New Roman" w:hAnsi="Avenir Next LT Pro"/>
-                <w:color w:val="000000"/>
-                <w:lang w:eastAsia="nl-NL"/>
-              </w:rPr>
-              <w:t>telkens</w:t>
-            </w:r>
-            <w:proofErr w:type="spellEnd"/>
-            <w:r>
-              <w:rPr>
-                <w:rFonts w:ascii="Avenir Next LT Pro" w:eastAsia="Times New Roman" w:hAnsi="Avenir Next LT Pro"/>
-                <w:color w:val="000000"/>
-                <w:lang w:eastAsia="nl-NL"/>
-              </w:rPr>
-              <w:t xml:space="preserve"> </w:t>
-            </w:r>
-            <w:proofErr w:type="spellStart"/>
-            <w:r>
-              <w:rPr>
-                <w:rFonts w:ascii="Avenir Next LT Pro" w:eastAsia="Times New Roman" w:hAnsi="Avenir Next LT Pro"/>
-                <w:color w:val="000000"/>
-                <w:lang w:eastAsia="nl-NL"/>
-              </w:rPr>
-              <w:t>een</w:t>
-            </w:r>
-            <w:proofErr w:type="spellEnd"/>
-            <w:r>
-              <w:rPr>
-                <w:rFonts w:ascii="Avenir Next LT Pro" w:eastAsia="Times New Roman" w:hAnsi="Avenir Next LT Pro"/>
-                <w:color w:val="000000"/>
-                <w:lang w:eastAsia="nl-NL"/>
-              </w:rPr>
-              <w:t xml:space="preserve"> naam </w:t>
-            </w:r>
-            <w:proofErr w:type="spellStart"/>
-            <w:r>
-              <w:rPr>
-                <w:rFonts w:ascii="Avenir Next LT Pro" w:eastAsia="Times New Roman" w:hAnsi="Avenir Next LT Pro"/>
-                <w:color w:val="000000"/>
-                <w:lang w:eastAsia="nl-NL"/>
-              </w:rPr>
-              <w:t>voor</w:t>
-            </w:r>
-            <w:proofErr w:type="spellEnd"/>
-            <w:r>
-              <w:rPr>
-                <w:rFonts w:ascii="Avenir Next LT Pro" w:eastAsia="Times New Roman" w:hAnsi="Avenir Next LT Pro"/>
-                <w:color w:val="000000"/>
-                <w:lang w:eastAsia="nl-NL"/>
-              </w:rPr>
-              <w:t xml:space="preserve"> het scenario </w:t>
-            </w:r>
-            <w:proofErr w:type="spellStart"/>
-            <w:r>
-              <w:rPr>
-                <w:rFonts w:ascii="Avenir Next LT Pro" w:eastAsia="Times New Roman" w:hAnsi="Avenir Next LT Pro"/>
-                <w:color w:val="000000"/>
-                <w:lang w:eastAsia="nl-NL"/>
-              </w:rPr>
-              <w:t>en</w:t>
-            </w:r>
-            <w:proofErr w:type="spellEnd"/>
-            <w:r>
-              <w:rPr>
-                <w:rFonts w:ascii="Avenir Next LT Pro" w:eastAsia="Times New Roman" w:hAnsi="Avenir Next LT Pro"/>
-                <w:color w:val="000000"/>
-                <w:lang w:eastAsia="nl-NL"/>
-              </w:rPr>
-              <w:t xml:space="preserve"> of </w:t>
-            </w:r>
-            <w:proofErr w:type="spellStart"/>
-            <w:r>
-              <w:rPr>
-                <w:rFonts w:ascii="Avenir Next LT Pro" w:eastAsia="Times New Roman" w:hAnsi="Avenir Next LT Pro"/>
-                <w:color w:val="000000"/>
-                <w:lang w:eastAsia="nl-NL"/>
-              </w:rPr>
-              <w:t>deze</w:t>
-            </w:r>
-            <w:proofErr w:type="spellEnd"/>
-            <w:r>
-              <w:rPr>
-                <w:rFonts w:ascii="Avenir Next LT Pro" w:eastAsia="Times New Roman" w:hAnsi="Avenir Next LT Pro"/>
-                <w:color w:val="000000"/>
-                <w:lang w:eastAsia="nl-NL"/>
-              </w:rPr>
-              <w:t xml:space="preserve"> </w:t>
-            </w:r>
-            <w:proofErr w:type="spellStart"/>
-            <w:r>
-              <w:rPr>
-                <w:rFonts w:ascii="Avenir Next LT Pro" w:eastAsia="Times New Roman" w:hAnsi="Avenir Next LT Pro"/>
-                <w:color w:val="000000"/>
-                <w:lang w:eastAsia="nl-NL"/>
-              </w:rPr>
-              <w:t>wel</w:t>
-            </w:r>
-            <w:proofErr w:type="spellEnd"/>
-            <w:r>
-              <w:rPr>
-                <w:rFonts w:ascii="Avenir Next LT Pro" w:eastAsia="Times New Roman" w:hAnsi="Avenir Next LT Pro"/>
-                <w:color w:val="000000"/>
-                <w:lang w:eastAsia="nl-NL"/>
-              </w:rPr>
-              <w:t xml:space="preserve"> of </w:t>
-            </w:r>
-            <w:proofErr w:type="spellStart"/>
-            <w:r>
-              <w:rPr>
-                <w:rFonts w:ascii="Avenir Next LT Pro" w:eastAsia="Times New Roman" w:hAnsi="Avenir Next LT Pro"/>
-                <w:color w:val="000000"/>
-                <w:lang w:eastAsia="nl-NL"/>
-              </w:rPr>
-              <w:t>niet</w:t>
-            </w:r>
-            <w:proofErr w:type="spellEnd"/>
-            <w:r>
-              <w:rPr>
-                <w:rFonts w:ascii="Avenir Next LT Pro" w:eastAsia="Times New Roman" w:hAnsi="Avenir Next LT Pro"/>
-                <w:color w:val="000000"/>
-                <w:lang w:eastAsia="nl-NL"/>
-              </w:rPr>
-              <w:t xml:space="preserve"> </w:t>
-            </w:r>
-            <w:proofErr w:type="spellStart"/>
-            <w:r>
-              <w:rPr>
-                <w:rFonts w:ascii="Avenir Next LT Pro" w:eastAsia="Times New Roman" w:hAnsi="Avenir Next LT Pro"/>
-                <w:color w:val="000000"/>
-                <w:lang w:eastAsia="nl-NL"/>
-              </w:rPr>
-              <w:t>succesvol</w:t>
-            </w:r>
-            <w:proofErr w:type="spellEnd"/>
-            <w:r>
-              <w:rPr>
-                <w:rFonts w:ascii="Avenir Next LT Pro" w:eastAsia="Times New Roman" w:hAnsi="Avenir Next LT Pro"/>
-                <w:color w:val="000000"/>
-                <w:lang w:eastAsia="nl-NL"/>
-              </w:rPr>
-              <w:t xml:space="preserve"> is&gt;</w:t>
+              <w:t>&lt;volgorde van stappen voor alle overige scenario's ; geef telkens een naam voor het scenario en of deze wel of niet succesvol is&gt;</w:t>
             </w:r>
             <w:r>
               <w:rPr>
@@ -7424,12 +6258,10 @@
       <w:r>
         <w:t xml:space="preserve">Lo-Fi Prototype </w:t>
       </w:r>
-      <w:proofErr w:type="spellStart"/>
       <w:r>
         <w:t>UC.x</w:t>
       </w:r>
       <w:bookmarkEnd w:id="29"/>
-      <w:proofErr w:type="spellEnd"/>
     </w:p>
     <w:p>
       <w:pPr>
@@ -7513,21 +6345,12 @@
               <w:r>
                 <w:t xml:space="preserve">Boumans, R. (2026). </w:t>
               </w:r>
-              <w:proofErr w:type="spellStart"/>
               <w:r>
                 <w:rPr>
                   <w:i/>
                   <w:iCs/>
                 </w:rPr>
-                <w:t>Github</w:t>
-              </w:r>
-              <w:proofErr w:type="spellEnd"/>
-              <w:r>
-                <w:rPr>
-                  <w:i/>
-                  <w:iCs/>
-                </w:rPr>
-                <w:t xml:space="preserve"> repository</w:t>
+                <w:t>Github repository</w:t>
               </w:r>
               <w:r>
                 <w:t>. Retrieved from https://github.com/Excali8ur/Meeplewood</w:t>
@@ -7573,13 +6396,8 @@
                 <w:pStyle w:val="Bibliografie"/>
                 <w:ind w:left="720" w:hanging="720"/>
               </w:pPr>
-              <w:proofErr w:type="spellStart"/>
               <w:r>
-                <w:t>Eerko</w:t>
-              </w:r>
-              <w:proofErr w:type="spellEnd"/>
-              <w:r>
-                <w:t xml:space="preserve">. (n.d.). </w:t>
+                <w:t xml:space="preserve">Eerko. (n.d.). </w:t>
               </w:r>
               <w:r>
                 <w:rPr>
@@ -7629,7 +6447,6 @@
                 <w:pStyle w:val="Bibliografie"/>
                 <w:ind w:left="720" w:hanging="720"/>
               </w:pPr>
-              <w:proofErr w:type="spellStart"/>
               <w:r>
                 <w:rPr>
                   <w:i/>
@@ -7637,7 +6454,6 @@
                 </w:rPr>
                 <w:t>NemeStats</w:t>
               </w:r>
-              <w:proofErr w:type="spellEnd"/>
               <w:r>
                 <w:t>. (n.d.). Retrieved from https://nemestats.com/</w:t>
               </w:r>
@@ -7664,15 +6480,7 @@
                 <w:ind w:left="720" w:hanging="720"/>
               </w:pPr>
               <w:r>
-                <w:t xml:space="preserve">Woodward, P., &amp; Woodward, S. (2019, Oktober). Mining the </w:t>
-              </w:r>
-              <w:proofErr w:type="spellStart"/>
-              <w:r>
-                <w:t>Boardgamegeek</w:t>
-              </w:r>
-              <w:proofErr w:type="spellEnd"/>
-              <w:r>
-                <w:t xml:space="preserve">. </w:t>
+                <w:t xml:space="preserve">Woodward, P., &amp; Woodward, S. (2019, Oktober). Mining the Boardgamegeek. </w:t>
               </w:r>
               <w:r>
                 <w:rPr>
@@ -7719,9 +6527,9 @@
     </w:sdt>
     <w:p/>
     <w:sectPr>
-      <w:headerReference w:type="default" r:id="rId30"/>
-      <w:footerReference w:type="default" r:id="rId31"/>
-      <w:footerReference w:type="first" r:id="rId32"/>
+      <w:headerReference w:type="default" r:id="rId31"/>
+      <w:footerReference w:type="default" r:id="rId32"/>
+      <w:footerReference w:type="first" r:id="rId33"/>
       <w:pgSz w:w="11906" w:h="16838"/>
       <w:pgMar w:top="1440" w:right="1440" w:bottom="1440" w:left="1440" w:header="708" w:footer="708" w:gutter="0"/>
       <w:pgNumType w:start="0"/>
@@ -7879,15 +6687,10 @@
     </w:r>
     <w:r>
       <w:rPr>
+        <w:noProof/>
         <w:color w:val="002060"/>
       </w:rPr>
-      <w:t>21</w:t>
-    </w:r>
-    <w:r>
-      <w:rPr>
-        <w:color w:val="002060"/>
-      </w:rPr>
-      <w:t>/04/2026</w:t>
+      <w:t>21/04/2026</w:t>
     </w:r>
     <w:r>
       <w:rPr>
@@ -7966,6 +6769,9 @@
       <w:jc w:val="right"/>
     </w:pPr>
     <w:r>
+      <w:rPr>
+        <w:noProof/>
+      </w:rPr>
       <w:drawing>
         <wp:anchor distT="0" distB="0" distL="114300" distR="114300" simplePos="0" relativeHeight="251658240" behindDoc="0" locked="0" layoutInCell="1" allowOverlap="1" wp14:anchorId="0A42DDDD" wp14:editId="0F5C7C51">
           <wp:simplePos x="0" y="0"/>
@@ -14122,6 +12928,7 @@
   <w:style w:type="character" w:default="1" w:styleId="Standaardalinea-lettertype">
     <w:name w:val="Default Paragraph Font"/>
     <w:uiPriority w:val="1"/>
+    <w:semiHidden/>
     <w:unhideWhenUsed/>
   </w:style>
   <w:style w:type="table" w:default="1" w:styleId="Standaardtabel">
